--- a/courts/eighth-circuit/minnesota/state/court-of-appeals/motion-brief/usage/OUTPUT-motion-brief.docx
+++ b/courts/eighth-circuit/minnesota/state/court-of-appeals/motion-brief/usage/OUTPUT-motion-brief.docx
@@ -3419,6 +3419,60 @@
     <w:pPr>
       <w:spacing w:before="0" w:after="0" w:line="299" w:lineRule="exact"/>
       <w:ind w:firstLine="0"/>
+    </w:pPr>
+  </w:style>
+  <w:style w:type="paragraph" w:customStyle="1" w:styleId="XdList1">
+    <w:name w:val="XdList 1"/>
+    <w:basedOn w:val="Normal"/>
+    <w:qFormat/>
+    <w:pPr>
+      <w:spacing w:before="0" w:after="0" w:line="598" w:lineRule="exact"/>
+      <w:ind w:left="720" w:hanging="720"/>
+    </w:pPr>
+  </w:style>
+  <w:style w:type="paragraph" w:customStyle="1" w:styleId="XdList2">
+    <w:name w:val="XdList 2"/>
+    <w:basedOn w:val="Normal"/>
+    <w:qFormat/>
+    <w:pPr>
+      <w:spacing w:before="0" w:after="0" w:line="598" w:lineRule="exact"/>
+      <w:ind w:left="1440" w:hanging="720"/>
+    </w:pPr>
+  </w:style>
+  <w:style w:type="paragraph" w:customStyle="1" w:styleId="XdList3">
+    <w:name w:val="XdList 3"/>
+    <w:basedOn w:val="Normal"/>
+    <w:qFormat/>
+    <w:pPr>
+      <w:spacing w:before="0" w:after="0" w:line="598" w:lineRule="exact"/>
+      <w:ind w:left="2160" w:hanging="720"/>
+    </w:pPr>
+  </w:style>
+  <w:style w:type="paragraph" w:customStyle="1" w:styleId="XdTailList1">
+    <w:name w:val="XdTailList 1"/>
+    <w:basedOn w:val="Normal"/>
+    <w:qFormat/>
+    <w:pPr>
+      <w:spacing w:before="0" w:after="0" w:line="299" w:lineRule="exact"/>
+      <w:ind w:left="720" w:hanging="720"/>
+    </w:pPr>
+  </w:style>
+  <w:style w:type="paragraph" w:customStyle="1" w:styleId="XdTailList2">
+    <w:name w:val="XdTailList 2"/>
+    <w:basedOn w:val="Normal"/>
+    <w:qFormat/>
+    <w:pPr>
+      <w:spacing w:before="0" w:after="0" w:line="299" w:lineRule="exact"/>
+      <w:ind w:left="1440" w:hanging="720"/>
+    </w:pPr>
+  </w:style>
+  <w:style w:type="paragraph" w:customStyle="1" w:styleId="XdTailList3">
+    <w:name w:val="XdTailList 3"/>
+    <w:basedOn w:val="Normal"/>
+    <w:qFormat/>
+    <w:pPr>
+      <w:spacing w:before="0" w:after="0" w:line="299" w:lineRule="exact"/>
+      <w:ind w:left="2160" w:hanging="720"/>
     </w:pPr>
   </w:style>
   <w:style w:type="paragraph" w:customStyle="1" w:styleId="SourceCode">

--- a/courts/eighth-circuit/minnesota/state/court-of-appeals/motion-brief/usage/OUTPUT-motion-brief.docx
+++ b/courts/eighth-circuit/minnesota/state/court-of-appeals/motion-brief/usage/OUTPUT-motion-brief.docx
@@ -3223,6 +3223,7 @@
     <w:unhideWhenUsed/>
     <w:qFormat/>
     <w:pPr>
+      <w:keepLines/>
       <w:spacing w:before="0" w:after="140" w:line="299" w:lineRule="exact"/>
     </w:pPr>
     <w:rPr>

--- a/courts/eighth-circuit/minnesota/state/court-of-appeals/motion-brief/usage/OUTPUT-motion-brief.docx
+++ b/courts/eighth-circuit/minnesota/state/court-of-appeals/motion-brief/usage/OUTPUT-motion-brief.docx
@@ -3474,6 +3474,33 @@
     <w:pPr>
       <w:spacing w:before="0" w:after="0" w:line="299" w:lineRule="exact"/>
       <w:ind w:left="2160" w:hanging="720"/>
+    </w:pPr>
+  </w:style>
+  <w:style w:type="paragraph" w:customStyle="1" w:styleId="XdQuoteList1">
+    <w:name w:val="Xd Quote List 1"/>
+    <w:basedOn w:val="Normal"/>
+    <w:qFormat/>
+    <w:pPr>
+      <w:spacing w:before="0" w:after="0" w:line="299" w:lineRule="exact"/>
+      <w:ind w:left="1440" w:right="720" w:hanging="720"/>
+    </w:pPr>
+  </w:style>
+  <w:style w:type="paragraph" w:customStyle="1" w:styleId="XdQuoteList2">
+    <w:name w:val="Xd Quote List 2"/>
+    <w:basedOn w:val="Normal"/>
+    <w:qFormat/>
+    <w:pPr>
+      <w:spacing w:before="0" w:after="0" w:line="299" w:lineRule="exact"/>
+      <w:ind w:left="2160" w:right="720" w:hanging="720"/>
+    </w:pPr>
+  </w:style>
+  <w:style w:type="paragraph" w:customStyle="1" w:styleId="XdQuoteList3">
+    <w:name w:val="Xd Quote List 3"/>
+    <w:basedOn w:val="Normal"/>
+    <w:qFormat/>
+    <w:pPr>
+      <w:spacing w:before="0" w:after="0" w:line="299" w:lineRule="exact"/>
+      <w:ind w:left="2880" w:right="720" w:hanging="720"/>
     </w:pPr>
   </w:style>
   <w:style w:type="paragraph" w:customStyle="1" w:styleId="SourceCode">

--- a/courts/eighth-circuit/minnesota/state/court-of-appeals/motion-brief/usage/OUTPUT-motion-brief.docx
+++ b/courts/eighth-circuit/minnesota/state/court-of-appeals/motion-brief/usage/OUTPUT-motion-brief.docx
@@ -261,9 +261,7 @@
                 <w:b/>
                 <w:bCs/>
               </w:rPr>
-              <w:t xml:space="preserve">A21</w:t>
-              <w:noBreakHyphen/>
-              <w:t xml:space="preserve">0201</w:t>
+              <w:t xml:space="preserve">A21-⁠0201</w:t>
             </w:r>
           </w:p>
           <w:p>
@@ -412,37 +410,7 @@
         <w:pStyle w:val="BodyText"/>
       </w:pPr>
       <w:r>
-        <w:t xml:space="preserve">On August 28, 2020, Respondent moved the district court to dismiss all three counts of the Complaint for lack of probable cause. On October 21, 2020, the district court filed a 107-page memorandum opinion and order upholding the second-degree murder and manslaughter charges but dismissing the third-degree murder charge against Mr. Chauvin. (See Memorandum Opinion, 10</w:t>
-      </w:r>
-      <w:r>
-        <w:noBreakHyphen/>
-      </w:r>
-      <w:r>
-        <w:t xml:space="preserve">21</w:t>
-      </w:r>
-      <w:r>
-        <w:noBreakHyphen/>
-      </w:r>
-      <w:r>
-        <w:t xml:space="preserve">2020, at 52</w:t>
-      </w:r>
-      <w:r>
-        <w:noBreakHyphen/>
-      </w:r>
-      <w:r>
-        <w:t xml:space="preserve">67). At the time it issued its order, the district court explicitly stayed dismissal of the third-degree murder charge “for five days to allow the State to consider a pretrial appeal.” (Order, 10</w:t>
-      </w:r>
-      <w:r>
-        <w:noBreakHyphen/>
-      </w:r>
-      <w:r>
-        <w:t xml:space="preserve">21</w:t>
-      </w:r>
-      <w:r>
-        <w:noBreakHyphen/>
-      </w:r>
-      <w:r>
-        <w:t xml:space="preserve">2020, at 2). The State did not file a pretrial appeal at that time, nor did the State file a motion to reconsider the district court’s order dismissing the third-degree murder charge within the five days during which the dismissal was stayed.</w:t>
+        <w:t xml:space="preserve">On August 28, 2020, Respondent moved the district court to dismiss all three counts of the Complaint for lack of probable cause. On October 21, 2020, the district court filed a 107-page memorandum opinion and order upholding the second-degree murder and manslaughter charges but dismissing the third-degree murder charge against Mr. Chauvin. (See Memorandum Opinion, 10-⁠21-⁠2020, at 52-⁠67). At the time it issued its order, the district court explicitly stayed dismissal of the third-degree murder charge “for five days to allow the State to consider a pretrial appeal.” (Order, 10-⁠21-⁠2020, at 2). The State did not file a pretrial appeal at that time, nor did the State file a motion to reconsider the district court’s order dismissing the third-degree murder charge within the five days during which the dismissal was stayed.</w:t>
       </w:r>
     </w:p>
     <w:p>
@@ -450,19 +418,7 @@
         <w:pStyle w:val="BodyText"/>
       </w:pPr>
       <w:r>
-        <w:t xml:space="preserve">On February 4, 2021, the State filed a document styled “Motion to Reinstate Third-Degree Murder Charge or, in the Alternative, to Amend the Complaint.” The State advised that the district court “could also construe this as a motion for reconsideration of the Court’s order dismissing the third-degree murder charge.” (State’s Mtn., 2</w:t>
-      </w:r>
-      <w:r>
-        <w:noBreakHyphen/>
-      </w:r>
-      <w:r>
-        <w:t xml:space="preserve">4</w:t>
-      </w:r>
-      <w:r>
-        <w:noBreakHyphen/>
-      </w:r>
-      <w:r>
-        <w:t xml:space="preserve">2021, at 7 n.1). The State’s purported impetus for its motion was this Court’s decision in</w:t>
+        <w:t xml:space="preserve">On February 4, 2021, the State filed a document styled “Motion to Reinstate Third-Degree Murder Charge or, in the Alternative, to Amend the Complaint.” The State advised that the district court “could also construe this as a motion for reconsideration of the Court’s order dismissing the third-degree murder charge.” (State’s Mtn., 2-⁠4-⁠2021, at 7 n.1). The State’s purported impetus for its motion was this Court’s decision in</w:t>
       </w:r>
       <w:r>
         <w:t xml:space="preserve"> </w:t>
@@ -475,13 +431,7 @@
         <w:t xml:space="preserve">State v. Noor</w:t>
       </w:r>
       <w:r>
-        <w:t xml:space="preserve">, No. A19</w:t>
-      </w:r>
-      <w:r>
-        <w:noBreakHyphen/>
-      </w:r>
-      <w:r>
-        <w:t xml:space="preserve">1089, —N.W.2d—, 2021 WL 317740 (Minn. App. 2021).</w:t>
+        <w:t xml:space="preserve">, No. A19-⁠1089, —N.W.2d—, 2021 WL 317740 (Minn. App. 2021).</w:t>
       </w:r>
       <w:r>
         <w:t xml:space="preserve"> </w:t>
@@ -513,19 +463,7 @@
         <w:t xml:space="preserve"> </w:t>
       </w:r>
       <w:r>
-        <w:t xml:space="preserve">was “precedential,” and the district court was, therefore, bound to reconsider its order dismissing the third-degree murder charge more than three months prior. (State’s Mtn., 2</w:t>
-      </w:r>
-      <w:r>
-        <w:noBreakHyphen/>
-      </w:r>
-      <w:r>
-        <w:t xml:space="preserve">4</w:t>
-      </w:r>
-      <w:r>
-        <w:noBreakHyphen/>
-      </w:r>
-      <w:r>
-        <w:t xml:space="preserve">2021, at 7). The district court, on February 11, 2021, denied the State’s motion, concluding, among other things, that</w:t>
+        <w:t xml:space="preserve">was “precedential,” and the district court was, therefore, bound to reconsider its order dismissing the third-degree murder charge more than three months prior. (State’s Mtn., 2-⁠4-⁠2021, at 7). The district court, on February 11, 2021, denied the State’s motion, concluding, among other things, that</w:t>
       </w:r>
       <w:r>
         <w:t xml:space="preserve"> </w:t>
@@ -541,19 +479,7 @@
         <w:t xml:space="preserve"> </w:t>
       </w:r>
       <w:r>
-        <w:t xml:space="preserve">was not yet binding precedent. (Order and Memo., 2</w:t>
-      </w:r>
-      <w:r>
-        <w:noBreakHyphen/>
-      </w:r>
-      <w:r>
-        <w:t xml:space="preserve">11</w:t>
-      </w:r>
-      <w:r>
-        <w:noBreakHyphen/>
-      </w:r>
-      <w:r>
-        <w:t xml:space="preserve">21, at 5).</w:t>
+        <w:t xml:space="preserve">was not yet binding precedent. (Order and Memo., 2-⁠11-⁠21, at 5).</w:t>
       </w:r>
     </w:p>
     <w:p>
@@ -928,13 +854,7 @@
         <w:t xml:space="preserve">State v. Wollan</w:t>
       </w:r>
       <w:r>
-        <w:t xml:space="preserve">, 303 N.W.2d 253, 254</w:t>
-      </w:r>
-      <w:r>
-        <w:noBreakHyphen/>
-      </w:r>
-      <w:r>
-        <w:t xml:space="preserve">55 (Minn. 1981) (“The general rule is that if one files a motion for rehearing or a similar motion after the time limit for filing notice of appeal has expired, then the filing of the motion does not extend the time within which to appeal”). The State had five days from October 21, 2020, to appeal the district court’s order or to file a good-faith motion for reconsideration. While the State’s good faith in filing its February 4, 2021, motion is questionable, the motion, clearly, was not filed within five days of the district court’s October 21, 2020, order. The time for pretrial appeal of the district court’s dismissal of the third-degree murder charge has long since passed. The State’s appeal must, therefore, be dismissed as untimely.</w:t>
+        <w:t xml:space="preserve">, 303 N.W.2d 253, 254-⁠55 (Minn. 1981) (“The general rule is that if one files a motion for rehearing or a similar motion after the time limit for filing notice of appeal has expired, then the filing of the motion does not extend the time within which to appeal”). The State had five days from October 21, 2020, to appeal the district court’s order or to file a good-faith motion for reconsideration. While the State’s good faith in filing its February 4, 2021, motion is questionable, the motion, clearly, was not filed within five days of the district court’s October 21, 2020, order. The time for pretrial appeal of the district court’s dismissal of the third-degree murder charge has long since passed. The State’s appeal must, therefore, be dismissed as untimely.</w:t>
       </w:r>
     </w:p>
     <w:p>
@@ -1570,13 +1490,7 @@
         <w:t xml:space="preserve">State v. Zanter</w:t>
       </w:r>
       <w:r>
-        <w:t xml:space="preserve">, 535 N.W.2d 624, 630</w:t>
-      </w:r>
-      <w:r>
-        <w:noBreakHyphen/>
-      </w:r>
-      <w:r>
-        <w:t xml:space="preserve">631 (Minn. 1995) (emphasis added). Here, the State claims that the district court’s February 11, 2021, pretrial order will have a critical impact on its ability to successfully prosecute Respondent. However, the issue the State attempted to litigate in its motion giving rise to the order it is appealing was decided months earlier. Because the State did not file a pretrial appeal at that time, it, essentially, waived the issue of critical impact with respect to the third-degree murder charge.</w:t>
+        <w:t xml:space="preserve">, 535 N.W.2d 624, 630-⁠631 (Minn. 1995) (emphasis added). Here, the State claims that the district court’s February 11, 2021, pretrial order will have a critical impact on its ability to successfully prosecute Respondent. However, the issue the State attempted to litigate in its motion giving rise to the order it is appealing was decided months earlier. Because the State did not file a pretrial appeal at that time, it, essentially, waived the issue of critical impact with respect to the third-degree murder charge.</w:t>
       </w:r>
     </w:p>
     <w:p>
@@ -1660,13 +1574,7 @@
         <w:t xml:space="preserve">State v. Noor</w:t>
       </w:r>
       <w:r>
-        <w:t xml:space="preserve">, No. A19</w:t>
-      </w:r>
-      <w:r>
-        <w:noBreakHyphen/>
-      </w:r>
-      <w:r>
-        <w:t xml:space="preserve">1089, —N.W.2d—, 2021 WL 317740 (Minn. App. 2021). In so asserting, the State claimed that</w:t>
+        <w:t xml:space="preserve">, No. A19-⁠1089, —N.W.2d—, 2021 WL 317740 (Minn. App. 2021). In so asserting, the State claimed that</w:t>
       </w:r>
       <w:r>
         <w:t xml:space="preserve"> </w:t>
@@ -1866,13 +1774,7 @@
         <w:t xml:space="preserve">see Fishel v. Encompass Indemnity Co.</w:t>
       </w:r>
       <w:r>
-        <w:t xml:space="preserve">, No. A16</w:t>
-      </w:r>
-      <w:r>
-        <w:noBreakHyphen/>
-      </w:r>
-      <w:r>
-        <w:t xml:space="preserve">1659, 2017 WL 1548630 at *2 (Minn. App. 2017);</w:t>
+        <w:t xml:space="preserve">, No. A16-⁠1659, 2017 WL 1548630 at *2 (Minn. App. 2017);</w:t>
       </w:r>
       <w:r>
         <w:t xml:space="preserve"> </w:t>
@@ -1885,13 +1787,7 @@
         <w:t xml:space="preserve">State v. Taylor</w:t>
       </w:r>
       <w:r>
-        <w:t xml:space="preserve">, No. A14</w:t>
-      </w:r>
-      <w:r>
-        <w:noBreakHyphen/>
-      </w:r>
-      <w:r>
-        <w:t xml:space="preserve">0938, 2015 WL 1757874 at *2 (Minn. App. Apr. 20, 2015),</w:t>
+        <w:t xml:space="preserve">, No. A14-⁠0938, 2015 WL 1757874 at *2 (Minn. App. Apr. 20, 2015),</w:t>
       </w:r>
       <w:r>
         <w:t xml:space="preserve"> </w:t>
@@ -1920,13 +1816,7 @@
         <w:t xml:space="preserve">State v. Lindsey</w:t>
       </w:r>
       <w:r>
-        <w:t xml:space="preserve">, No. A12</w:t>
-      </w:r>
-      <w:r>
-        <w:noBreakHyphen/>
-      </w:r>
-      <w:r>
-        <w:t xml:space="preserve">0109, 2013 WL 141633, at *4 (Minn. App. Jan. 14, 2013),</w:t>
+        <w:t xml:space="preserve">, No. A12-⁠0109, 2013 WL 141633, at *4 (Minn. App. Jan. 14, 2013),</w:t>
       </w:r>
       <w:r>
         <w:t xml:space="preserve"> </w:t>
@@ -1987,19 +1877,7 @@
         <w:t xml:space="preserve">Kelly v. State Farm Mut. Auto Ins. Co.</w:t>
       </w:r>
       <w:r>
-        <w:t xml:space="preserve">, No. C0</w:t>
-      </w:r>
-      <w:r>
-        <w:noBreakHyphen/>
-      </w:r>
-      <w:r>
-        <w:t xml:space="preserve">02</w:t>
-      </w:r>
-      <w:r>
-        <w:noBreakHyphen/>
-      </w:r>
-      <w:r>
-        <w:t xml:space="preserve">217, 2002 WL 1837992, at *3 (Minn. App. Aug. 13, 2002);</w:t>
+        <w:t xml:space="preserve">, No. C0-⁠02-⁠217, 2002 WL 1837992, at *3 (Minn. App. Aug. 13, 2002);</w:t>
       </w:r>
       <w:r>
         <w:t xml:space="preserve"> </w:t>
@@ -2012,19 +1890,7 @@
         <w:t xml:space="preserve">Willette v. Smith</w:t>
       </w:r>
       <w:r>
-        <w:t xml:space="preserve">, No. CX</w:t>
-      </w:r>
-      <w:r>
-        <w:noBreakHyphen/>
-      </w:r>
-      <w:r>
-        <w:t xml:space="preserve">99</w:t>
-      </w:r>
-      <w:r>
-        <w:noBreakHyphen/>
-      </w:r>
-      <w:r>
-        <w:t xml:space="preserve">1668, 2000 WL 687631, at *1 (Minn. App. May 30, 2000).</w:t>
+        <w:t xml:space="preserve">, No. CX-⁠99-⁠1668, 2000 WL 687631, at *1 (Minn. App. May 30, 2000).</w:t>
       </w:r>
     </w:p>
     <w:p>
@@ -2064,19 +1930,7 @@
         <w:t xml:space="preserve"> </w:t>
       </w:r>
       <w:r>
-        <w:t xml:space="preserve">matter. (Order, 2</w:t>
-      </w:r>
-      <w:r>
-        <w:noBreakHyphen/>
-      </w:r>
-      <w:r>
-        <w:t xml:space="preserve">11</w:t>
-      </w:r>
-      <w:r>
-        <w:noBreakHyphen/>
-      </w:r>
-      <w:r>
-        <w:t xml:space="preserve">2021, at 4). This means that the</w:t>
+        <w:t xml:space="preserve">matter. (Order, 2-⁠11-⁠2021, at 4). This means that the</w:t>
       </w:r>
       <w:r>
         <w:t xml:space="preserve"> </w:t>
@@ -2439,11 +2293,7 @@
                     <w:jc w:val="left"/>
                   </w:pPr>
                   <w:r>
-                    <w:t xml:space="preserve">612</w:t>
-                    <w:noBreakHyphen/>
-                    <w:t xml:space="preserve">333</w:t>
-                    <w:noBreakHyphen/>
-                    <w:t xml:space="preserve">3673</w:t>
+                    <w:t xml:space="preserve">612-⁠333-⁠3673</w:t>
                   </w:r>
                 </w:p>
               </w:tc>
@@ -2540,13 +2390,7 @@
         <w:t xml:space="preserve">State v. Chauvin</w:t>
       </w:r>
       <w:r>
-        <w:t xml:space="preserve">, No. A21</w:t>
-      </w:r>
-      <w:r>
-        <w:noBreakHyphen/>
-      </w:r>
-      <w:r>
-        <w:t xml:space="preserve">0133 (Minn. App. Feb. 12, 2021);</w:t>
+        <w:t xml:space="preserve">, No. A21-⁠0133 (Minn. App. Feb. 12, 2021);</w:t>
       </w:r>
       <w:r>
         <w:t xml:space="preserve"> </w:t>
@@ -2559,13 +2403,7 @@
         <w:t xml:space="preserve">State v. Kueng, et al.</w:t>
       </w:r>
       <w:r>
-        <w:t xml:space="preserve">, No. A21</w:t>
-      </w:r>
-      <w:r>
-        <w:noBreakHyphen/>
-      </w:r>
-      <w:r>
-        <w:t xml:space="preserve">0135 (Minn. App. Feb. 12, 2021). In those consolidated cases, the State had appealed pretrial orders denying the State’s motion for a continuance and amending the district court’s previous order joining all four defendants for trial.</w:t>
+        <w:t xml:space="preserve">, No. A21-⁠0135 (Minn. App. Feb. 12, 2021). In those consolidated cases, the State had appealed pretrial orders denying the State’s motion for a continuance and amending the district court’s previous order joining all four defendants for trial.</w:t>
       </w:r>
     </w:p>
   </w:footnote>
@@ -3224,7 +3062,7 @@
     <w:qFormat/>
     <w:pPr>
       <w:keepLines/>
-      <w:spacing w:before="0" w:after="140" w:line="299" w:lineRule="exact"/>
+      <w:spacing w:before="23" w:after="140" w:line="299" w:lineRule="exact"/>
     </w:pPr>
     <w:rPr>
       <w:sz w:val="26"/>
